--- a/la-marque/대본/7부/05화_Le_risque_d_execution.docx
+++ b/la-marque/대본/7부/05화_Le_risque_d_execution.docx
@@ -35,7 +35,7 @@
         <w:t xml:space="preserve"> </w:t>
       </w:r>
       <w:r>
-        <w:t xml:space="preserve">- 부/화: 7부 5화 · 서사 기능: Année 8 7월, 안시. 황무지 기금 20만 승인(예비비 37만 5천). 은행 질문 40개 중 38개가 실행 위험. 은행 두 곳 신디케이트: 방크 아르브-레망(주간사, 나탈리 샤리에)·케스 몽블랑(브누아 라콩브). 알프 상테 아녜스 페리에르 동행 —</w:t>
+        <w:t xml:space="preserve">- 부/화: 7부 5화 · 서사 기능: Année 8 7월, 안시. 황무지 기금 20만 승인(예비비 37만 5천). 은행 질문 40개 중 38개가 실행 위험. 은행 두 곳 신디케이트: 방크 아르브-레망(주간사, 나탈리 샤리에)·케스 몽블랑(브누아 마르샬). 알프 상테 아녜스 페리에르 동행 —</w:t>
       </w:r>
       <w:r>
         <w:t xml:space="preserve"> </w:t>
@@ -50,7 +50,7 @@
         <w:t xml:space="preserve">”</w:t>
       </w:r>
       <w:r>
-        <w:t xml:space="preserve">. 쥘리앵·백 이사의 자체 위험 목록 10개(1번 = 적격성 평가 실패·12개월 지연, 2번 공사비 초과, 3번 핵심 인물, 7번 = 7번 로트 번역 오류 — 백 이사가 번호 고름). 라콩브 스트레스 시나리오 Année 10 중반 210만 부족 vs 쥘리앵 230만(임금 3%·파견).</w:t>
+        <w:t xml:space="preserve">. 쥘리앵·백 이사의 자체 위험 목록 10개(1번 = 적격성 평가 실패·12개월 지연, 2번 공사비 초과, 3번 핵심 인물, 7번 = 7번 로트 번역 오류 — 백 이사가 번호 고름). 마르샬 스트레스 시나리오 Année 10 중반 210만 부족 vs 쥘리앵 230만(임금 3%·파견).</w:t>
       </w:r>
       <w:r>
         <w:t xml:space="preserve"> </w:t>
@@ -113,7 +113,7 @@
         <w:t xml:space="preserve"> </w:t>
       </w:r>
       <w:r>
-        <w:t xml:space="preserve">- 등장인물: Clémence, Bastien, Julien, Jihoon, Agnès Ferrière, Marc-Antoine Delorme, Nathalie Charrier(방크 아르브-레망 — 신규), Benoît Lacombe(케스 몽블랑 — 신규)</w:t>
+        <w:t xml:space="preserve">- 등장인물: Clémence, Bastien, Julien, Jihoon, Agnès Ferrière, Marc-Antoine Delorme, Nathalie Charrier(방크 아르브-레망 — 신규), Benoît Marchal(케스 몽블랑 — 신규)</w:t>
       </w:r>
       <w:r>
         <w:t xml:space="preserve"> </w:t>
@@ -527,7 +527,7 @@
         <w:pStyle w:val="BodyText"/>
       </w:pPr>
       <w:r>
-        <w:t xml:space="preserve">JULIEN: Deux banques. La Banque Arve-Léman, chef de file, Mme Charrier. Et la Caisse Mont-Blanc, M. Lacombe. Huit millions trois à elles deux.</w:t>
+        <w:t xml:space="preserve">JULIEN: Deux banques. La Banque Arve-Léman, chef de file, Mme Charrier. Et la Caisse Mont-Blanc, M. Marchal. Huit millions trois à elles deux.</w:t>
       </w:r>
     </w:p>
     <w:p>
@@ -609,7 +609,7 @@
         <w:pStyle w:val="BodyText"/>
       </w:pPr>
       <w:r>
-        <w:t xml:space="preserve">LACOMBE: Benoît Lacombe, Caisse Mont-Blanc. C’est exactement mon scénario de stress. Douze mois de retard à la qualification.</w:t>
+        <w:t xml:space="preserve">MARCHAL: Benoît Marchal, Caisse Mont-Blanc. C’est exactement mon scénario de stress. Douze mois de retard à la qualification.</w:t>
       </w:r>
     </w:p>
     <w:p>
@@ -625,7 +625,7 @@
         <w:pStyle w:val="BodyText"/>
       </w:pPr>
       <w:r>
-        <w:t xml:space="preserve">LACOMBE: Un trou de trésorerie de deux millions un, au milieu de l’année dix. Avant le premier lot commercial.</w:t>
+        <w:t xml:space="preserve">MARCHAL: Un trou de trésorerie de deux millions un, au milieu de l’année dix. Avant le premier lot commercial.</w:t>
       </w:r>
     </w:p>
     <w:p>
@@ -641,7 +641,7 @@
         <w:pStyle w:val="BodyText"/>
       </w:pPr>
       <w:r>
-        <w:t xml:space="preserve">LACOMBE: Je n’ai pas compté la hausse des salaires. Vous, si ?</w:t>
+        <w:t xml:space="preserve">MARCHAL: Je n’ai pas compté la hausse des salaires. Vous, si ?</w:t>
       </w:r>
     </w:p>
     <w:p>
@@ -689,7 +689,7 @@
         <w:pStyle w:val="BodyText"/>
       </w:pPr>
       <w:r>
-        <w:t xml:space="preserve">LACOMBE: Le chrome, l’étude de dangers, l’ISO 5. J’ai lu les annexes. Sur huit cent mille, il en reste trois cent soixante-quinze.</w:t>
+        <w:t xml:space="preserve">MARCHAL: Le chrome, l’étude de dangers, l’ISO 5. J’ai lu les annexes. Sur huit cent mille, il en reste trois cent soixante-quinze.</w:t>
       </w:r>
     </w:p>
     <w:p>
@@ -729,7 +729,7 @@
         <w:pStyle w:val="BodyText"/>
       </w:pPr>
       <w:r>
-        <w:t xml:space="preserve">LACOMBE: Et c’est la première fois que j’ai envie de dire oui à une augmentation.</w:t>
+        <w:t xml:space="preserve">MARCHAL: Et c’est la première fois que j’ai envie de dire oui à une augmentation.</w:t>
       </w:r>
     </w:p>
     <w:p>
@@ -785,7 +785,7 @@
         <w:pStyle w:val="BodyText"/>
       </w:pPr>
       <w:r>
-        <w:t xml:space="preserve">LACOMBE: Le lot sept. Il est dans votre liste ?</w:t>
+        <w:t xml:space="preserve">MARCHAL: Le lot sept. Il est dans votre liste ?</w:t>
       </w:r>
     </w:p>
     <w:p>
@@ -891,7 +891,7 @@
         <w:pStyle w:val="BodyText"/>
       </w:pPr>
       <w:r>
-        <w:t xml:space="preserve">LACOMBE: Un engagement de soutien des actionnaires. Si le trou de trésorerie arrive, deux millions de fonds propres supplémentaires, appelables par la société, jusqu’au premier lot commercial. Pas un prêt. Des fonds propres. Dans un dossier comme celui-ci, c’est ce qui remplace une caution personnelle.</w:t>
+        <w:t xml:space="preserve">MARCHAL: Un engagement de soutien des actionnaires. Si le trou de trésorerie arrive, deux millions de fonds propres supplémentaires, appelables par la société, jusqu’au premier lot commercial. Pas un prêt. Des fonds propres. Dans un dossier comme celui-ci, c’est ce qui remplace une caution personnelle.</w:t>
       </w:r>
     </w:p>
     <w:p>
@@ -1019,7 +1019,7 @@
         <w:pStyle w:val="BodyText"/>
       </w:pPr>
       <w:r>
-        <w:t xml:space="preserve">LACOMBE: Vous acceptez vite.</w:t>
+        <w:t xml:space="preserve">MARCHAL: Vous acceptez vite.</w:t>
       </w:r>
     </w:p>
     <w:p>
@@ -1067,7 +1067,7 @@
         <w:pStyle w:val="BodyText"/>
       </w:pPr>
       <w:r>
-        <w:t xml:space="preserve">LACOMBE: Et les covenants. Ratio de couverture du service de la dette, un virgule deux, à partir de l’année onze.</w:t>
+        <w:t xml:space="preserve">MARCHAL: Et les covenants. Ratio de couverture du service de la dette, un virgule deux, à partir de l’année onze.</w:t>
       </w:r>
     </w:p>
     <w:p>
@@ -1083,7 +1083,7 @@
         <w:pStyle w:val="BodyText"/>
       </w:pPr>
       <w:r>
-        <w:t xml:space="preserve">LACOMBE: Vous avez lu notre modèle de contrat.</w:t>
+        <w:t xml:space="preserve">MARCHAL: Vous avez lu notre modèle de contrat.</w:t>
       </w:r>
     </w:p>
     <w:p>
@@ -1141,7 +1141,7 @@
         <w:pStyle w:val="BodyText"/>
       </w:pPr>
       <w:r>
-        <w:t xml:space="preserve">LACOMBE: Notre comité ne votera pas sur un sentiment.</w:t>
+        <w:t xml:space="preserve">MARCHAL: Notre comité ne votera pas sur un sentiment.</w:t>
       </w:r>
     </w:p>
     <w:p>
@@ -1165,7 +1165,7 @@
         <w:pStyle w:val="BodyText"/>
       </w:pPr>
       <w:r>
-        <w:t xml:space="preserve">LACOMBE: Quatre millions cinq en crédit-bail, sur sept ans. Quatre millions deux en prêt immobilier, sur douze ans. Garantie Bpifrance à cinquante pour cent.</w:t>
+        <w:t xml:space="preserve">MARCHAL: Quatre millions cinq en crédit-bail, sur sept ans. Quatre millions deux en prêt immobilier, sur douze ans. Garantie Bpifrance à cinquante pour cent.</w:t>
       </w:r>
     </w:p>
     <w:p>
@@ -1229,7 +1229,7 @@
         <w:pStyle w:val="BodyText"/>
       </w:pPr>
       <w:r>
-        <w:t xml:space="preserve">LACOMBE: Je vais changer ma signature.</w:t>
+        <w:t xml:space="preserve">MARCHAL: Je vais changer ma signature.</w:t>
       </w:r>
     </w:p>
     <w:p>
@@ -1285,7 +1285,7 @@
         <w:pStyle w:val="BodyText"/>
       </w:pPr>
       <w:r>
-        <w:t xml:space="preserve">LACOMBE: Le comité de crédit se réunit le quinze septembre. C’est moi qui présente le dossier.</w:t>
+        <w:t xml:space="preserve">MARCHAL: Le comité de crédit se réunit le quinze septembre. C’est moi qui présente le dossier.</w:t>
       </w:r>
     </w:p>
     <w:p>
@@ -3172,7 +3172,7 @@
         <w:pStyle w:val="BodyText"/>
       </w:pPr>
       <w:r>
-        <w:t xml:space="preserve">쥘리앵: 은행 두 곳. 주간사 방크 아르브-레망의 샤리에 부장. 그리고 케스 몽블랑의 라콩브 씨. 둘이 합쳐 830만.</w:t>
+        <w:t xml:space="preserve">쥘리앵: 은행 두 곳. 주간사 방크 아르브-레망의 샤리에 부장. 그리고 케스 몽블랑의 마르샬 씨. 둘이 합쳐 830만.</w:t>
       </w:r>
     </w:p>
     <w:p>
@@ -3254,7 +3254,7 @@
         <w:pStyle w:val="BodyText"/>
       </w:pPr>
       <w:r>
-        <w:t xml:space="preserve">라콩브: 케스 몽블랑의 브누아 라콩브입니다. 그게 바로 제 스트레스 시나리오예요. 적격성 평가 12개월 지연.</w:t>
+        <w:t xml:space="preserve">마르샬: 케스 몽블랑의 브누아 마르샬입니다. 그게 바로 제 스트레스 시나리오예요. 적격성 평가 12개월 지연.</w:t>
       </w:r>
     </w:p>
     <w:p>
@@ -3270,7 +3270,7 @@
         <w:pStyle w:val="BodyText"/>
       </w:pPr>
       <w:r>
-        <w:t xml:space="preserve">라콩브: Année 10 중반에 현금 210만 부족. 첫 상업 로트 전에.</w:t>
+        <w:t xml:space="preserve">마르샬: Année 10 중반에 현금 210만 부족. 첫 상업 로트 전에.</w:t>
       </w:r>
     </w:p>
     <w:p>
@@ -3286,7 +3286,7 @@
         <w:pStyle w:val="BodyText"/>
       </w:pPr>
       <w:r>
-        <w:t xml:space="preserve">라콩브: 임금 상승은 안 넣었어요. 넣으셨어요?</w:t>
+        <w:t xml:space="preserve">마르샬: 임금 상승은 안 넣었어요. 넣으셨어요?</w:t>
       </w:r>
     </w:p>
     <w:p>
@@ -3334,7 +3334,7 @@
         <w:pStyle w:val="BodyText"/>
       </w:pPr>
       <w:r>
-        <w:t xml:space="preserve">라콩브: 크롬, 위험성 평가, ISO 5. 부속서를 읽었어요. 80만 중 37만 5천 남았네요.</w:t>
+        <w:t xml:space="preserve">마르샬: 크롬, 위험성 평가, ISO 5. 부속서를 읽었어요. 80만 중 37만 5천 남았네요.</w:t>
       </w:r>
     </w:p>
     <w:p>
@@ -3374,7 +3374,7 @@
         <w:pStyle w:val="BodyText"/>
       </w:pPr>
       <w:r>
-        <w:t xml:space="preserve">라콩브: 그리고 증액 요청에 찬성하고 싶은 것도 처음이고요.</w:t>
+        <w:t xml:space="preserve">마르샬: 그리고 증액 요청에 찬성하고 싶은 것도 처음이고요.</w:t>
       </w:r>
     </w:p>
     <w:p>
@@ -3430,7 +3430,7 @@
         <w:pStyle w:val="BodyText"/>
       </w:pPr>
       <w:r>
-        <w:t xml:space="preserve">라콩브: 7번 로트. 목록에 있어요?</w:t>
+        <w:t xml:space="preserve">마르샬: 7번 로트. 목록에 있어요?</w:t>
       </w:r>
     </w:p>
     <w:p>
@@ -3536,7 +3536,7 @@
         <w:pStyle w:val="BodyText"/>
       </w:pPr>
       <w:r>
-        <w:t xml:space="preserve">라콩브: 주주 지원 약정이요. 현금 부족이 오면 첫 상업 로트 전까지 회사가 요청할 수 있는 추가 자기자본 200만. 대출이 아니라. 자기자본. 이런 서류에선 그게 개인 보증을 대신해요.</w:t>
+        <w:t xml:space="preserve">마르샬: 주주 지원 약정이요. 현금 부족이 오면 첫 상업 로트 전까지 회사가 요청할 수 있는 추가 자기자본 200만. 대출이 아니라. 자기자본. 이런 서류에선 그게 개인 보증을 대신해요.</w:t>
       </w:r>
     </w:p>
     <w:p>
@@ -3664,7 +3664,7 @@
         <w:pStyle w:val="BodyText"/>
       </w:pPr>
       <w:r>
-        <w:t xml:space="preserve">라콩브: 빨리 받아들이시네요.</w:t>
+        <w:t xml:space="preserve">마르샬: 빨리 받아들이시네요.</w:t>
       </w:r>
     </w:p>
     <w:p>
@@ -3712,7 +3712,7 @@
         <w:pStyle w:val="BodyText"/>
       </w:pPr>
       <w:r>
-        <w:t xml:space="preserve">라콩브: 그리고 재무 약정. 부채 상환 비율 1.2, Année 11부터.</w:t>
+        <w:t xml:space="preserve">마르샬: 그리고 재무 약정. 부채 상환 비율 1.2, Année 11부터.</w:t>
       </w:r>
     </w:p>
     <w:p>
@@ -3728,7 +3728,7 @@
         <w:pStyle w:val="BodyText"/>
       </w:pPr>
       <w:r>
-        <w:t xml:space="preserve">라콩브: 우리 계약서 양식을 읽으셨네요.</w:t>
+        <w:t xml:space="preserve">마르샬: 우리 계약서 양식을 읽으셨네요.</w:t>
       </w:r>
     </w:p>
     <w:p>
@@ -3786,7 +3786,7 @@
         <w:pStyle w:val="BodyText"/>
       </w:pPr>
       <w:r>
-        <w:t xml:space="preserve">라콩브: 우리 위원회는 감정에 투표하지 않아요.</w:t>
+        <w:t xml:space="preserve">마르샬: 우리 위원회는 감정에 투표하지 않아요.</w:t>
       </w:r>
     </w:p>
     <w:p>
@@ -3810,7 +3810,7 @@
         <w:pStyle w:val="BodyText"/>
       </w:pPr>
       <w:r>
-        <w:t xml:space="preserve">라콩브: 리스 450만, 7년. 부동산 대출 420만, 12년. Bpifrance 50% 보증.</w:t>
+        <w:t xml:space="preserve">마르샬: 리스 450만, 7년. 부동산 대출 420만, 12년. Bpifrance 50% 보증.</w:t>
       </w:r>
     </w:p>
     <w:p>
@@ -3874,7 +3874,7 @@
         <w:pStyle w:val="BodyText"/>
       </w:pPr>
       <w:r>
-        <w:t xml:space="preserve">라콩브: 서명을 바꿔야겠네요.</w:t>
+        <w:t xml:space="preserve">마르샬: 서명을 바꿔야겠네요.</w:t>
       </w:r>
     </w:p>
     <w:p>
@@ -3930,7 +3930,7 @@
         <w:pStyle w:val="BodyText"/>
       </w:pPr>
       <w:r>
-        <w:t xml:space="preserve">라콩브: 여신위원회는 9월 15일. 제가 서류를 올려요.</w:t>
+        <w:t xml:space="preserve">마르샬: 여신위원회는 9월 15일. 제가 서류를 올려요.</w:t>
       </w:r>
     </w:p>
     <w:p>

--- a/la-marque/대본/7부/05화_Le_risque_d_execution.docx
+++ b/la-marque/대본/7부/05화_Le_risque_d_execution.docx
@@ -1059,7 +1059,7 @@
         <w:pStyle w:val="BodyText"/>
       </w:pPr>
       <w:r>
-        <w:t xml:space="preserve">BASTIEN: Cinq jalons. On les met dans le planning de M. Lambert.</w:t>
+        <w:t xml:space="preserve">BASTIEN: Cinq jalons. On les met dans le planning de M. Bourgeat.</w:t>
       </w:r>
     </w:p>
     <w:p>
@@ -3704,7 +3704,7 @@
         <w:pStyle w:val="BodyText"/>
       </w:pPr>
       <w:r>
-        <w:t xml:space="preserve">바스티앵: 마일스톤 다섯 개. 랑베르 씨 일정표에 넣을게요.</w:t>
+        <w:t xml:space="preserve">바스티앵: 마일스톤 다섯 개. 부르자 씨 일정표에 넣을게요.</w:t>
       </w:r>
     </w:p>
     <w:p>
